--- a/IT24100762_Lab11.docx
+++ b/IT24100762_Lab11.docx
@@ -321,7 +321,14 @@
                 <w:sz w:val="36"/>
                 <w:szCs w:val="36"/>
               </w:rPr>
-              <w:t>IT24100762</w:t>
+              <w:t>IT24</w:t>
+            </w:r>
+            <w:r>
+              <w:rPr>
+                <w:sz w:val="36"/>
+                <w:szCs w:val="36"/>
+              </w:rPr>
+              <w:t>103866</w:t>
             </w:r>
           </w:p>
         </w:tc>
@@ -366,8 +373,17 @@
                 <w:sz w:val="36"/>
                 <w:szCs w:val="36"/>
               </w:rPr>
-              <w:t>Atapattu S.K</w:t>
+              <w:t>Obesekara S.O.</w:t>
             </w:r>
+            <w:proofErr w:type="gramStart"/>
+            <w:r>
+              <w:rPr>
+                <w:sz w:val="36"/>
+                <w:szCs w:val="36"/>
+              </w:rPr>
+              <w:t>K.D</w:t>
+            </w:r>
+            <w:proofErr w:type="gramEnd"/>
           </w:p>
         </w:tc>
       </w:tr>
@@ -456,7 +472,28 @@
                 <w:sz w:val="36"/>
                 <w:szCs w:val="36"/>
               </w:rPr>
-              <w:t xml:space="preserve">Software Engineering </w:t>
+              <w:t>A</w:t>
+            </w:r>
+            <w:r>
+              <w:rPr>
+                <w:sz w:val="36"/>
+                <w:szCs w:val="36"/>
+              </w:rPr>
+              <w:t>rtificial</w:t>
+            </w:r>
+            <w:r>
+              <w:rPr>
+                <w:sz w:val="36"/>
+                <w:szCs w:val="36"/>
+              </w:rPr>
+              <w:t xml:space="preserve"> </w:t>
+            </w:r>
+            <w:r>
+              <w:rPr>
+                <w:sz w:val="36"/>
+                <w:szCs w:val="36"/>
+              </w:rPr>
+              <w:t>Intelligence</w:t>
             </w:r>
           </w:p>
         </w:tc>
@@ -501,7 +538,42 @@
                 <w:sz w:val="36"/>
                 <w:szCs w:val="36"/>
               </w:rPr>
-              <w:t>WD.SE.01</w:t>
+              <w:t>W</w:t>
+            </w:r>
+            <w:r>
+              <w:rPr>
+                <w:sz w:val="36"/>
+                <w:szCs w:val="36"/>
+              </w:rPr>
+              <w:t>E</w:t>
+            </w:r>
+            <w:r>
+              <w:rPr>
+                <w:sz w:val="36"/>
+                <w:szCs w:val="36"/>
+              </w:rPr>
+              <w:t>.</w:t>
+            </w:r>
+            <w:r>
+              <w:rPr>
+                <w:sz w:val="36"/>
+                <w:szCs w:val="36"/>
+              </w:rPr>
+              <w:t>AI</w:t>
+            </w:r>
+            <w:r>
+              <w:rPr>
+                <w:sz w:val="36"/>
+                <w:szCs w:val="36"/>
+              </w:rPr>
+              <w:t>.0</w:t>
+            </w:r>
+            <w:r>
+              <w:rPr>
+                <w:sz w:val="36"/>
+                <w:szCs w:val="36"/>
+              </w:rPr>
+              <w:t>2</w:t>
             </w:r>
           </w:p>
         </w:tc>
@@ -628,12 +700,8 @@
         <w:r>
           <w:rPr>
             <w:rStyle w:val="Hyperlink"/>
-            <w:b/>
-            <w:bCs/>
-            <w:sz w:val="28"/>
-            <w:szCs w:val="28"/>
           </w:rPr>
-          <w:t>https://github.com/Saviru/SEF_Lab11</w:t>
+          <w:t>https://github.com/Krishmal2004/SEF_Lab11.git</w:t>
         </w:r>
       </w:hyperlink>
     </w:p>
@@ -647,17 +715,6 @@
           <w:szCs w:val="28"/>
         </w:rPr>
       </w:pPr>
-    </w:p>
-    <w:p>
-      <w:pPr>
-        <w:rPr>
-          <w:b/>
-          <w:bCs/>
-          <w:color w:val="000000" w:themeColor="text1"/>
-          <w:sz w:val="28"/>
-          <w:szCs w:val="28"/>
-        </w:rPr>
-      </w:pPr>
       <w:r>
         <w:rPr>
           <w:b/>
@@ -679,15 +736,31 @@
         <w:t xml:space="preserve"> </w:t>
       </w:r>
       <w:hyperlink r:id="rId10" w:history="1">
+        <w:proofErr w:type="spellStart"/>
         <w:r>
           <w:rPr>
             <w:rStyle w:val="Hyperlink"/>
-            <w:b/>
-            <w:bCs/>
-            <w:sz w:val="28"/>
-            <w:szCs w:val="28"/>
           </w:rPr>
-          <w:t>https://lab11.saviru.me</w:t>
+          <w:t>CampusEats</w:t>
+        </w:r>
+        <w:proofErr w:type="spellEnd"/>
+        <w:r>
+          <w:rPr>
+            <w:rStyle w:val="Hyperlink"/>
+          </w:rPr>
+          <w:t xml:space="preserve"> </w:t>
+        </w:r>
+        <w:r>
+          <w:rPr>
+            <w:rStyle w:val="Hyperlink"/>
+          </w:rPr>
+          <w:t>D</w:t>
+        </w:r>
+        <w:r>
+          <w:rPr>
+            <w:rStyle w:val="Hyperlink"/>
+          </w:rPr>
+          <w:t>ashboard</w:t>
         </w:r>
       </w:hyperlink>
     </w:p>
@@ -736,12 +809,8 @@
         <w:r>
           <w:rPr>
             <w:rStyle w:val="Hyperlink"/>
-            <w:b/>
-            <w:bCs/>
-            <w:sz w:val="28"/>
-            <w:szCs w:val="28"/>
           </w:rPr>
-          <w:t>https://lab11-b.saviru.me/swagger/index.html</w:t>
+          <w:t>https://sef-lab11-83ir.onrender.com/</w:t>
         </w:r>
       </w:hyperlink>
     </w:p>
@@ -813,16 +882,15 @@
         <w:rPr>
           <w:b/>
           <w:bCs/>
-          <w:noProof/>
           <w:color w:val="000000" w:themeColor="text1"/>
           <w:sz w:val="28"/>
           <w:szCs w:val="28"/>
         </w:rPr>
         <w:drawing>
-          <wp:inline distT="0" distB="0" distL="0" distR="0" wp14:anchorId="7DBDF72A" wp14:editId="547EA7E8">
-            <wp:extent cx="5734685" cy="2734310"/>
-            <wp:effectExtent l="0" t="0" r="0" b="8890"/>
-            <wp:docPr id="315487274" name="Picture 1"/>
+          <wp:inline distT="0" distB="0" distL="0" distR="0" wp14:anchorId="0687A956" wp14:editId="215007CA">
+            <wp:extent cx="5734685" cy="2930525"/>
+            <wp:effectExtent l="0" t="0" r="0" b="3175"/>
+            <wp:docPr id="1262387971" name="Picture 1"/>
             <wp:cNvGraphicFramePr>
               <a:graphicFrameLocks xmlns:a="http://schemas.openxmlformats.org/drawingml/2006/main" noChangeAspect="1"/>
             </wp:cNvGraphicFramePr>
@@ -830,7 +898,7 @@
               <a:graphicData uri="http://schemas.openxmlformats.org/drawingml/2006/picture">
                 <pic:pic xmlns:pic="http://schemas.openxmlformats.org/drawingml/2006/picture">
                   <pic:nvPicPr>
-                    <pic:cNvPr id="315487274" name=""/>
+                    <pic:cNvPr id="1262387971" name=""/>
                     <pic:cNvPicPr/>
                   </pic:nvPicPr>
                   <pic:blipFill>
@@ -842,7 +910,7 @@
                   <pic:spPr>
                     <a:xfrm>
                       <a:off x="0" y="0"/>
-                      <a:ext cx="5734685" cy="2734310"/>
+                      <a:ext cx="5734685" cy="2930525"/>
                     </a:xfrm>
                     <a:prstGeom prst="rect">
                       <a:avLst/>
@@ -968,15 +1036,14 @@
       </w:pPr>
       <w:r>
         <w:rPr>
-          <w:noProof/>
           <w:color w:val="000000" w:themeColor="text1"/>
         </w:rPr>
         <w:lastRenderedPageBreak/>
         <w:drawing>
-          <wp:inline distT="0" distB="0" distL="0" distR="0" wp14:anchorId="0A4238BB" wp14:editId="7B082A5D">
-            <wp:extent cx="5734685" cy="1892935"/>
-            <wp:effectExtent l="0" t="0" r="0" b="0"/>
-            <wp:docPr id="361417733" name="Picture 1"/>
+          <wp:inline distT="0" distB="0" distL="0" distR="0" wp14:anchorId="469DC6C1" wp14:editId="5B55BDF8">
+            <wp:extent cx="5734685" cy="2181860"/>
+            <wp:effectExtent l="0" t="0" r="0" b="8890"/>
+            <wp:docPr id="1166371274" name="Picture 1"/>
             <wp:cNvGraphicFramePr>
               <a:graphicFrameLocks xmlns:a="http://schemas.openxmlformats.org/drawingml/2006/main" noChangeAspect="1"/>
             </wp:cNvGraphicFramePr>
@@ -984,7 +1051,7 @@
               <a:graphicData uri="http://schemas.openxmlformats.org/drawingml/2006/picture">
                 <pic:pic xmlns:pic="http://schemas.openxmlformats.org/drawingml/2006/picture">
                   <pic:nvPicPr>
-                    <pic:cNvPr id="361417733" name=""/>
+                    <pic:cNvPr id="1166371274" name=""/>
                     <pic:cNvPicPr/>
                   </pic:nvPicPr>
                   <pic:blipFill>
@@ -996,7 +1063,7 @@
                   <pic:spPr>
                     <a:xfrm>
                       <a:off x="0" y="0"/>
-                      <a:ext cx="5734685" cy="1892935"/>
+                      <a:ext cx="5734685" cy="2181860"/>
                     </a:xfrm>
                     <a:prstGeom prst="rect">
                       <a:avLst/>
@@ -1027,10 +1094,10 @@
           <w:color w:val="000000" w:themeColor="text1"/>
         </w:rPr>
         <w:drawing>
-          <wp:inline distT="0" distB="0" distL="0" distR="0" wp14:anchorId="3C2D5F93" wp14:editId="3C29DE4F">
-            <wp:extent cx="5734685" cy="2395220"/>
-            <wp:effectExtent l="0" t="0" r="0" b="5080"/>
-            <wp:docPr id="538261745" name="Picture 1"/>
+          <wp:inline distT="0" distB="0" distL="0" distR="0" wp14:anchorId="0F29D13D" wp14:editId="632CD9F5">
+            <wp:extent cx="5734685" cy="1461135"/>
+            <wp:effectExtent l="0" t="0" r="0" b="5715"/>
+            <wp:docPr id="1263258729" name="Picture 1"/>
             <wp:cNvGraphicFramePr>
               <a:graphicFrameLocks xmlns:a="http://schemas.openxmlformats.org/drawingml/2006/main" noChangeAspect="1"/>
             </wp:cNvGraphicFramePr>
@@ -1038,7 +1105,7 @@
               <a:graphicData uri="http://schemas.openxmlformats.org/drawingml/2006/picture">
                 <pic:pic xmlns:pic="http://schemas.openxmlformats.org/drawingml/2006/picture">
                   <pic:nvPicPr>
-                    <pic:cNvPr id="538261745" name=""/>
+                    <pic:cNvPr id="1263258729" name=""/>
                     <pic:cNvPicPr/>
                   </pic:nvPicPr>
                   <pic:blipFill>
@@ -1050,7 +1117,7 @@
                   <pic:spPr>
                     <a:xfrm>
                       <a:off x="0" y="0"/>
-                      <a:ext cx="5734685" cy="2395220"/>
+                      <a:ext cx="5734685" cy="1461135"/>
                     </a:xfrm>
                     <a:prstGeom prst="rect">
                       <a:avLst/>
@@ -1204,17 +1271,16 @@
         <w:rPr>
           <w:b/>
           <w:bCs/>
-          <w:noProof/>
           <w:color w:val="000000" w:themeColor="text1"/>
           <w:sz w:val="28"/>
           <w:szCs w:val="28"/>
         </w:rPr>
         <w:lastRenderedPageBreak/>
         <w:drawing>
-          <wp:inline distT="0" distB="0" distL="0" distR="0" wp14:anchorId="11483A4C" wp14:editId="5D9105E8">
-            <wp:extent cx="5734685" cy="2729865"/>
+          <wp:inline distT="0" distB="0" distL="0" distR="0" wp14:anchorId="133B0347" wp14:editId="25332978">
+            <wp:extent cx="5734685" cy="2286635"/>
             <wp:effectExtent l="0" t="0" r="0" b="0"/>
-            <wp:docPr id="1963443721" name="Picture 1"/>
+            <wp:docPr id="1709716314" name="Picture 1"/>
             <wp:cNvGraphicFramePr>
               <a:graphicFrameLocks xmlns:a="http://schemas.openxmlformats.org/drawingml/2006/main" noChangeAspect="1"/>
             </wp:cNvGraphicFramePr>
@@ -1222,7 +1288,7 @@
               <a:graphicData uri="http://schemas.openxmlformats.org/drawingml/2006/picture">
                 <pic:pic xmlns:pic="http://schemas.openxmlformats.org/drawingml/2006/picture">
                   <pic:nvPicPr>
-                    <pic:cNvPr id="1963443721" name=""/>
+                    <pic:cNvPr id="1709716314" name=""/>
                     <pic:cNvPicPr/>
                   </pic:nvPicPr>
                   <pic:blipFill>
@@ -1234,7 +1300,7 @@
                   <pic:spPr>
                     <a:xfrm>
                       <a:off x="0" y="0"/>
-                      <a:ext cx="5734685" cy="2729865"/>
+                      <a:ext cx="5734685" cy="2286635"/>
                     </a:xfrm>
                     <a:prstGeom prst="rect">
                       <a:avLst/>
@@ -1489,6 +1555,28 @@
           <w:szCs w:val="28"/>
         </w:rPr>
       </w:pPr>
+    </w:p>
+    <w:p>
+      <w:pPr>
+        <w:rPr>
+          <w:b/>
+          <w:bCs/>
+          <w:color w:val="000000" w:themeColor="text1"/>
+          <w:sz w:val="28"/>
+          <w:szCs w:val="28"/>
+        </w:rPr>
+      </w:pPr>
+    </w:p>
+    <w:p>
+      <w:pPr>
+        <w:rPr>
+          <w:b/>
+          <w:bCs/>
+          <w:color w:val="000000" w:themeColor="text1"/>
+          <w:sz w:val="28"/>
+          <w:szCs w:val="28"/>
+        </w:rPr>
+      </w:pPr>
       <w:r>
         <w:rPr>
           <w:b/>
@@ -1542,8 +1630,8 @@
           <w:szCs w:val="28"/>
         </w:rPr>
         <w:drawing>
-          <wp:inline distT="0" distB="0" distL="0" distR="0" wp14:anchorId="66D06E40" wp14:editId="65227E17">
-            <wp:extent cx="5734685" cy="2712720"/>
+          <wp:inline distT="0" distB="0" distL="0" distR="0" wp14:anchorId="66D06E40" wp14:editId="171D6B81">
+            <wp:extent cx="5734685" cy="2553970"/>
             <wp:effectExtent l="0" t="0" r="0" b="0"/>
             <wp:docPr id="1415596768" name="Picture 1"/>
             <wp:cNvGraphicFramePr>
@@ -1556,20 +1644,29 @@
                     <pic:cNvPr id="1415596768" name=""/>
                     <pic:cNvPicPr/>
                   </pic:nvPicPr>
-                  <pic:blipFill>
+                  <pic:blipFill rotWithShape="1">
                     <a:blip r:embed="rId19"/>
+                    <a:srcRect t="5852"/>
                     <a:stretch>
                       <a:fillRect/>
                     </a:stretch>
                   </pic:blipFill>
-                  <pic:spPr>
+                  <pic:spPr bwMode="auto">
                     <a:xfrm>
                       <a:off x="0" y="0"/>
-                      <a:ext cx="5734685" cy="2712720"/>
+                      <a:ext cx="5734685" cy="2553970"/>
                     </a:xfrm>
                     <a:prstGeom prst="rect">
                       <a:avLst/>
                     </a:prstGeom>
+                    <a:ln>
+                      <a:noFill/>
+                    </a:ln>
+                    <a:extLst>
+                      <a:ext uri="{53640926-AAD7-44D8-BBD7-CCE9431645EC}">
+                        <a14:shadowObscured xmlns:a14="http://schemas.microsoft.com/office/drawing/2010/main"/>
+                      </a:ext>
+                    </a:extLst>
                   </pic:spPr>
                 </pic:pic>
               </a:graphicData>
@@ -1603,6 +1700,7 @@
         <w:rPr>
           <w:b/>
           <w:bCs/>
+          <w:noProof/>
           <w:color w:val="000000" w:themeColor="text1"/>
           <w:sz w:val="28"/>
           <w:szCs w:val="28"/>
@@ -1669,13 +1767,14 @@
         <w:rPr>
           <w:b/>
           <w:bCs/>
+          <w:noProof/>
           <w:color w:val="000000" w:themeColor="text1"/>
           <w:sz w:val="28"/>
           <w:szCs w:val="28"/>
         </w:rPr>
         <w:drawing>
-          <wp:inline distT="0" distB="0" distL="0" distR="0" wp14:anchorId="2271CBAE" wp14:editId="38343E0C">
-            <wp:extent cx="5734685" cy="2410460"/>
+          <wp:inline distT="0" distB="0" distL="0" distR="0" wp14:anchorId="2271CBAE" wp14:editId="6AD3BCF7">
+            <wp:extent cx="5734685" cy="2219960"/>
             <wp:effectExtent l="0" t="0" r="0" b="8890"/>
             <wp:docPr id="1556770996" name="Picture 1"/>
             <wp:cNvGraphicFramePr>
@@ -1688,20 +1787,29 @@
                     <pic:cNvPr id="1556770996" name=""/>
                     <pic:cNvPicPr/>
                   </pic:nvPicPr>
-                  <pic:blipFill>
+                  <pic:blipFill rotWithShape="1">
                     <a:blip r:embed="rId21"/>
+                    <a:srcRect t="7903"/>
                     <a:stretch>
                       <a:fillRect/>
                     </a:stretch>
                   </pic:blipFill>
-                  <pic:spPr>
+                  <pic:spPr bwMode="auto">
                     <a:xfrm>
                       <a:off x="0" y="0"/>
-                      <a:ext cx="5734685" cy="2410460"/>
+                      <a:ext cx="5734685" cy="2219960"/>
                     </a:xfrm>
                     <a:prstGeom prst="rect">
                       <a:avLst/>
                     </a:prstGeom>
+                    <a:ln>
+                      <a:noFill/>
+                    </a:ln>
+                    <a:extLst>
+                      <a:ext uri="{53640926-AAD7-44D8-BBD7-CCE9431645EC}">
+                        <a14:shadowObscured xmlns:a14="http://schemas.microsoft.com/office/drawing/2010/main"/>
+                      </a:ext>
+                    </a:extLst>
                   </pic:spPr>
                 </pic:pic>
               </a:graphicData>
@@ -1772,43 +1880,44 @@
           <w:sz w:val="28"/>
           <w:szCs w:val="28"/>
         </w:rPr>
+        <w:t>Task 5</w:t>
+      </w:r>
+    </w:p>
+    <w:p>
+      <w:pPr>
+        <w:rPr>
+          <w:b/>
+          <w:bCs/>
+          <w:color w:val="000000" w:themeColor="text1"/>
+          <w:sz w:val="28"/>
+          <w:szCs w:val="28"/>
+        </w:rPr>
+      </w:pPr>
+    </w:p>
+    <w:p>
+      <w:pPr>
+        <w:rPr>
+          <w:b/>
+          <w:bCs/>
+          <w:color w:val="000000" w:themeColor="text1"/>
+          <w:sz w:val="28"/>
+          <w:szCs w:val="28"/>
+        </w:rPr>
+      </w:pPr>
+      <w:r>
+        <w:rPr>
+          <w:b/>
+          <w:bCs/>
+          <w:noProof/>
+          <w:color w:val="000000" w:themeColor="text1"/>
+          <w:sz w:val="28"/>
+          <w:szCs w:val="28"/>
+        </w:rPr>
         <w:lastRenderedPageBreak/>
-        <w:t>Task 5</w:t>
-      </w:r>
-    </w:p>
-    <w:p>
-      <w:pPr>
-        <w:rPr>
-          <w:b/>
-          <w:bCs/>
-          <w:color w:val="000000" w:themeColor="text1"/>
-          <w:sz w:val="28"/>
-          <w:szCs w:val="28"/>
-        </w:rPr>
-      </w:pPr>
-    </w:p>
-    <w:p>
-      <w:pPr>
-        <w:rPr>
-          <w:b/>
-          <w:bCs/>
-          <w:color w:val="000000" w:themeColor="text1"/>
-          <w:sz w:val="28"/>
-          <w:szCs w:val="28"/>
-        </w:rPr>
-      </w:pPr>
-      <w:r>
-        <w:rPr>
-          <w:b/>
-          <w:bCs/>
-          <w:color w:val="000000" w:themeColor="text1"/>
-          <w:sz w:val="28"/>
-          <w:szCs w:val="28"/>
-        </w:rPr>
         <w:drawing>
-          <wp:inline distT="0" distB="0" distL="0" distR="0" wp14:anchorId="5125C0EB" wp14:editId="38F69644">
-            <wp:extent cx="5734685" cy="2419350"/>
-            <wp:effectExtent l="0" t="0" r="0" b="0"/>
+          <wp:inline distT="0" distB="0" distL="0" distR="0" wp14:anchorId="5125C0EB" wp14:editId="1F45A02A">
+            <wp:extent cx="5734685" cy="2032000"/>
+            <wp:effectExtent l="0" t="0" r="0" b="6350"/>
             <wp:docPr id="1154354187" name="Picture 1"/>
             <wp:cNvGraphicFramePr>
               <a:graphicFrameLocks xmlns:a="http://schemas.openxmlformats.org/drawingml/2006/main" noChangeAspect="1"/>
@@ -1820,20 +1929,29 @@
                     <pic:cNvPr id="1154354187" name=""/>
                     <pic:cNvPicPr/>
                   </pic:nvPicPr>
-                  <pic:blipFill>
+                  <pic:blipFill rotWithShape="1">
                     <a:blip r:embed="rId22"/>
+                    <a:srcRect t="16010"/>
                     <a:stretch>
                       <a:fillRect/>
                     </a:stretch>
                   </pic:blipFill>
-                  <pic:spPr>
+                  <pic:spPr bwMode="auto">
                     <a:xfrm>
                       <a:off x="0" y="0"/>
-                      <a:ext cx="5734685" cy="2419350"/>
+                      <a:ext cx="5734685" cy="2032000"/>
                     </a:xfrm>
                     <a:prstGeom prst="rect">
                       <a:avLst/>
                     </a:prstGeom>
+                    <a:ln>
+                      <a:noFill/>
+                    </a:ln>
+                    <a:extLst>
+                      <a:ext uri="{53640926-AAD7-44D8-BBD7-CCE9431645EC}">
+                        <a14:shadowObscured xmlns:a14="http://schemas.microsoft.com/office/drawing/2010/main"/>
+                      </a:ext>
+                    </a:extLst>
                   </pic:spPr>
                 </pic:pic>
               </a:graphicData>
@@ -1872,10 +1990,10 @@
           <w:szCs w:val="28"/>
         </w:rPr>
         <w:drawing>
-          <wp:inline distT="0" distB="0" distL="0" distR="0" wp14:anchorId="7EF02FD2" wp14:editId="7920E102">
-            <wp:extent cx="5734685" cy="2373630"/>
+          <wp:inline distT="0" distB="0" distL="0" distR="0" wp14:anchorId="61B663C5" wp14:editId="334AAF19">
+            <wp:extent cx="5734685" cy="5078730"/>
             <wp:effectExtent l="0" t="0" r="0" b="7620"/>
-            <wp:docPr id="1870344299" name="Picture 1"/>
+            <wp:docPr id="276079048" name="Picture 1"/>
             <wp:cNvGraphicFramePr>
               <a:graphicFrameLocks xmlns:a="http://schemas.openxmlformats.org/drawingml/2006/main" noChangeAspect="1"/>
             </wp:cNvGraphicFramePr>
@@ -1883,7 +2001,7 @@
               <a:graphicData uri="http://schemas.openxmlformats.org/drawingml/2006/picture">
                 <pic:pic xmlns:pic="http://schemas.openxmlformats.org/drawingml/2006/picture">
                   <pic:nvPicPr>
-                    <pic:cNvPr id="1870344299" name=""/>
+                    <pic:cNvPr id="276079048" name=""/>
                     <pic:cNvPicPr/>
                   </pic:nvPicPr>
                   <pic:blipFill>
@@ -1895,7 +2013,7 @@
                   <pic:spPr>
                     <a:xfrm>
                       <a:off x="0" y="0"/>
-                      <a:ext cx="5734685" cy="2373630"/>
+                      <a:ext cx="5734685" cy="5078730"/>
                     </a:xfrm>
                     <a:prstGeom prst="rect">
                       <a:avLst/>
@@ -1907,105 +2025,6 @@
           </wp:inline>
         </w:drawing>
       </w:r>
-    </w:p>
-    <w:p>
-      <w:pPr>
-        <w:rPr>
-          <w:b/>
-          <w:bCs/>
-          <w:color w:val="000000" w:themeColor="text1"/>
-          <w:sz w:val="28"/>
-          <w:szCs w:val="28"/>
-        </w:rPr>
-      </w:pPr>
-    </w:p>
-    <w:p>
-      <w:pPr>
-        <w:rPr>
-          <w:b/>
-          <w:bCs/>
-          <w:color w:val="000000" w:themeColor="text1"/>
-          <w:sz w:val="28"/>
-          <w:szCs w:val="28"/>
-        </w:rPr>
-      </w:pPr>
-    </w:p>
-    <w:p>
-      <w:pPr>
-        <w:rPr>
-          <w:b/>
-          <w:bCs/>
-          <w:color w:val="000000" w:themeColor="text1"/>
-          <w:sz w:val="28"/>
-          <w:szCs w:val="28"/>
-        </w:rPr>
-      </w:pPr>
-    </w:p>
-    <w:p>
-      <w:pPr>
-        <w:rPr>
-          <w:b/>
-          <w:bCs/>
-          <w:color w:val="000000" w:themeColor="text1"/>
-          <w:sz w:val="28"/>
-          <w:szCs w:val="28"/>
-        </w:rPr>
-      </w:pPr>
-    </w:p>
-    <w:p>
-      <w:pPr>
-        <w:rPr>
-          <w:b/>
-          <w:bCs/>
-          <w:color w:val="000000" w:themeColor="text1"/>
-          <w:sz w:val="28"/>
-          <w:szCs w:val="28"/>
-        </w:rPr>
-      </w:pPr>
-    </w:p>
-    <w:p>
-      <w:pPr>
-        <w:rPr>
-          <w:b/>
-          <w:bCs/>
-          <w:color w:val="000000" w:themeColor="text1"/>
-          <w:sz w:val="28"/>
-          <w:szCs w:val="28"/>
-        </w:rPr>
-      </w:pPr>
-    </w:p>
-    <w:p>
-      <w:pPr>
-        <w:rPr>
-          <w:b/>
-          <w:bCs/>
-          <w:color w:val="000000" w:themeColor="text1"/>
-          <w:sz w:val="28"/>
-          <w:szCs w:val="28"/>
-        </w:rPr>
-      </w:pPr>
-    </w:p>
-    <w:p>
-      <w:pPr>
-        <w:rPr>
-          <w:b/>
-          <w:bCs/>
-          <w:color w:val="000000" w:themeColor="text1"/>
-          <w:sz w:val="28"/>
-          <w:szCs w:val="28"/>
-        </w:rPr>
-      </w:pPr>
-    </w:p>
-    <w:p>
-      <w:pPr>
-        <w:rPr>
-          <w:b/>
-          <w:bCs/>
-          <w:color w:val="000000" w:themeColor="text1"/>
-          <w:sz w:val="28"/>
-          <w:szCs w:val="28"/>
-        </w:rPr>
-      </w:pPr>
     </w:p>
     <w:p>
       <w:pPr>
@@ -2320,31 +2339,7 @@
               <w:rPr>
                 <w:color w:val="000000" w:themeColor="text1"/>
               </w:rPr>
-              <w:t xml:space="preserve"> provides enough resources with its free tier </w:t>
-            </w:r>
-            <w:r>
-              <w:rPr>
-                <w:color w:val="000000" w:themeColor="text1"/>
-              </w:rPr>
-              <w:t xml:space="preserve">and </w:t>
-            </w:r>
-            <w:r>
-              <w:rPr>
-                <w:color w:val="000000" w:themeColor="text1"/>
-              </w:rPr>
-              <w:t xml:space="preserve">compatible </w:t>
-            </w:r>
-            <w:r>
-              <w:rPr>
-                <w:color w:val="000000" w:themeColor="text1"/>
-              </w:rPr>
-              <w:t>GitHub integration</w:t>
-            </w:r>
-            <w:r>
-              <w:rPr>
-                <w:color w:val="000000" w:themeColor="text1"/>
-              </w:rPr>
-              <w:t>.</w:t>
+              <w:t xml:space="preserve"> provides enough resources with its free tier and compatible GitHub integration.</w:t>
             </w:r>
           </w:p>
         </w:tc>
@@ -2657,10 +2652,10 @@
           <w:szCs w:val="28"/>
         </w:rPr>
         <w:drawing>
-          <wp:inline distT="0" distB="0" distL="0" distR="0" wp14:anchorId="0C0818CF" wp14:editId="46E4BCD0">
-            <wp:extent cx="4132225" cy="3486150"/>
-            <wp:effectExtent l="0" t="0" r="1905" b="0"/>
-            <wp:docPr id="588233795" name="Picture 1"/>
+          <wp:inline distT="0" distB="0" distL="0" distR="0" wp14:anchorId="590F1E91" wp14:editId="21E0B981">
+            <wp:extent cx="5734685" cy="4184650"/>
+            <wp:effectExtent l="0" t="0" r="0" b="6350"/>
+            <wp:docPr id="326303383" name="Picture 1"/>
             <wp:cNvGraphicFramePr>
               <a:graphicFrameLocks xmlns:a="http://schemas.openxmlformats.org/drawingml/2006/main" noChangeAspect="1"/>
             </wp:cNvGraphicFramePr>
@@ -2668,7 +2663,7 @@
               <a:graphicData uri="http://schemas.openxmlformats.org/drawingml/2006/picture">
                 <pic:pic xmlns:pic="http://schemas.openxmlformats.org/drawingml/2006/picture">
                   <pic:nvPicPr>
-                    <pic:cNvPr id="588233795" name=""/>
+                    <pic:cNvPr id="326303383" name=""/>
                     <pic:cNvPicPr/>
                   </pic:nvPicPr>
                   <pic:blipFill>
@@ -2680,7 +2675,7 @@
                   <pic:spPr>
                     <a:xfrm>
                       <a:off x="0" y="0"/>
-                      <a:ext cx="4140632" cy="3493242"/>
+                      <a:ext cx="5734685" cy="4184650"/>
                     </a:xfrm>
                     <a:prstGeom prst="rect">
                       <a:avLst/>
@@ -2724,10 +2719,10 @@
         </w:rPr>
         <w:lastRenderedPageBreak/>
         <w:drawing>
-          <wp:inline distT="0" distB="0" distL="0" distR="0" wp14:anchorId="155C8FC3" wp14:editId="2DC8BBFD">
-            <wp:extent cx="4131945" cy="3569184"/>
-            <wp:effectExtent l="0" t="0" r="1905" b="0"/>
-            <wp:docPr id="481774026" name="Picture 1"/>
+          <wp:inline distT="0" distB="0" distL="0" distR="0" wp14:anchorId="01D653F3" wp14:editId="0402E21B">
+            <wp:extent cx="5734685" cy="3974465"/>
+            <wp:effectExtent l="0" t="0" r="0" b="6985"/>
+            <wp:docPr id="2090362198" name="Picture 1"/>
             <wp:cNvGraphicFramePr>
               <a:graphicFrameLocks xmlns:a="http://schemas.openxmlformats.org/drawingml/2006/main" noChangeAspect="1"/>
             </wp:cNvGraphicFramePr>
@@ -2735,7 +2730,7 @@
               <a:graphicData uri="http://schemas.openxmlformats.org/drawingml/2006/picture">
                 <pic:pic xmlns:pic="http://schemas.openxmlformats.org/drawingml/2006/picture">
                   <pic:nvPicPr>
-                    <pic:cNvPr id="481774026" name=""/>
+                    <pic:cNvPr id="2090362198" name=""/>
                     <pic:cNvPicPr/>
                   </pic:nvPicPr>
                   <pic:blipFill>
@@ -2747,7 +2742,7 @@
                   <pic:spPr>
                     <a:xfrm>
                       <a:off x="0" y="0"/>
-                      <a:ext cx="4149976" cy="3584759"/>
+                      <a:ext cx="5734685" cy="3974465"/>
                     </a:xfrm>
                     <a:prstGeom prst="rect">
                       <a:avLst/>
@@ -2801,10 +2796,10 @@
           <w:szCs w:val="28"/>
         </w:rPr>
         <w:drawing>
-          <wp:inline distT="0" distB="0" distL="0" distR="0" wp14:anchorId="393DC8D2" wp14:editId="702BDC3F">
-            <wp:extent cx="4131945" cy="3710560"/>
-            <wp:effectExtent l="0" t="0" r="1905" b="4445"/>
-            <wp:docPr id="332845135" name="Picture 1"/>
+          <wp:inline distT="0" distB="0" distL="0" distR="0" wp14:anchorId="777BEA59" wp14:editId="374C063E">
+            <wp:extent cx="5734685" cy="4412615"/>
+            <wp:effectExtent l="0" t="0" r="0" b="6985"/>
+            <wp:docPr id="2080357011" name="Picture 1"/>
             <wp:cNvGraphicFramePr>
               <a:graphicFrameLocks xmlns:a="http://schemas.openxmlformats.org/drawingml/2006/main" noChangeAspect="1"/>
             </wp:cNvGraphicFramePr>
@@ -2812,7 +2807,7 @@
               <a:graphicData uri="http://schemas.openxmlformats.org/drawingml/2006/picture">
                 <pic:pic xmlns:pic="http://schemas.openxmlformats.org/drawingml/2006/picture">
                   <pic:nvPicPr>
-                    <pic:cNvPr id="332845135" name=""/>
+                    <pic:cNvPr id="2080357011" name=""/>
                     <pic:cNvPicPr/>
                   </pic:nvPicPr>
                   <pic:blipFill>
@@ -2824,7 +2819,7 @@
                   <pic:spPr>
                     <a:xfrm>
                       <a:off x="0" y="0"/>
-                      <a:ext cx="4147692" cy="3724701"/>
+                      <a:ext cx="5734685" cy="4412615"/>
                     </a:xfrm>
                     <a:prstGeom prst="rect">
                       <a:avLst/>
@@ -2862,14 +2857,14 @@
         <w:rPr>
           <w:b/>
           <w:bCs/>
-          <w:color w:val="000000" w:themeColor="text1"/>
-          <w:sz w:val="28"/>
-          <w:szCs w:val="28"/>
-        </w:rPr>
-        <w:lastRenderedPageBreak/>
+          <w:noProof/>
+          <w:color w:val="000000" w:themeColor="text1"/>
+          <w:sz w:val="28"/>
+          <w:szCs w:val="28"/>
+        </w:rPr>
         <w:drawing>
-          <wp:inline distT="0" distB="0" distL="0" distR="0" wp14:anchorId="6DABAC3F" wp14:editId="7FF7A7E3">
-            <wp:extent cx="4010025" cy="3415027"/>
+          <wp:inline distT="0" distB="0" distL="0" distR="0" wp14:anchorId="6DABAC3F" wp14:editId="3FDED3FE">
+            <wp:extent cx="4009283" cy="3071495"/>
             <wp:effectExtent l="0" t="0" r="0" b="0"/>
             <wp:docPr id="1042727353" name="Picture 1"/>
             <wp:cNvGraphicFramePr>
@@ -2882,20 +2877,29 @@
                     <pic:cNvPr id="1042727353" name=""/>
                     <pic:cNvPicPr/>
                   </pic:nvPicPr>
-                  <pic:blipFill>
+                  <pic:blipFill rotWithShape="1">
                     <a:blip r:embed="rId27"/>
+                    <a:srcRect t="10043"/>
                     <a:stretch>
                       <a:fillRect/>
                     </a:stretch>
                   </pic:blipFill>
-                  <pic:spPr>
+                  <pic:spPr bwMode="auto">
                     <a:xfrm>
                       <a:off x="0" y="0"/>
-                      <a:ext cx="4026767" cy="3429285"/>
+                      <a:ext cx="4026767" cy="3084890"/>
                     </a:xfrm>
                     <a:prstGeom prst="rect">
                       <a:avLst/>
                     </a:prstGeom>
+                    <a:ln>
+                      <a:noFill/>
+                    </a:ln>
+                    <a:extLst>
+                      <a:ext uri="{53640926-AAD7-44D8-BBD7-CCE9431645EC}">
+                        <a14:shadowObscured xmlns:a14="http://schemas.microsoft.com/office/drawing/2010/main"/>
+                      </a:ext>
+                    </a:extLst>
                   </pic:spPr>
                 </pic:pic>
               </a:graphicData>
@@ -9712,6 +9716,18 @@
       </w:tcPr>
     </w:tblStylePr>
   </w:style>
+  <w:style w:type="character" w:styleId="FollowedHyperlink">
+    <w:name w:val="FollowedHyperlink"/>
+    <w:basedOn w:val="DefaultParagraphFont"/>
+    <w:uiPriority w:val="99"/>
+    <w:semiHidden/>
+    <w:unhideWhenUsed/>
+    <w:rsid w:val="00C66FE2"/>
+    <w:rPr>
+      <w:color w:val="96607D" w:themeColor="followedHyperlink"/>
+      <w:u w:val="single"/>
+    </w:rPr>
+  </w:style>
 </w:styles>
 </file>
 
